--- a/All_Books/10_UNIVERSE_BEYOND_BIG_BANG/UNIVERSE_BEYOND_BIG_BANG_ko.docx
+++ b/All_Books/10_UNIVERSE_BEYOND_BIG_BANG/UNIVERSE_BEYOND_BIG_BANG_ko.docx
@@ -53,22 +53,25 @@
     </w:p>
     <w:p>
       <w:pPr>
+        <w:pStyle w:val="2"/>
+        <w:bidi w:val="0"/>
+        <w:spacing w:line="240" w:lineRule="auto"/>
         <w:jc w:val="center"/>
         <w:rPr>
           <w:rFonts w:hint="eastAsia" w:ascii="Microsoft YaHei UI Light" w:hAnsi="Microsoft YaHei UI Light" w:eastAsia="Microsoft YaHei UI Light" w:cs="Microsoft YaHei UI Light"/>
-          <w:i w:val="0"/>
-          <w:iCs w:val="0"/>
-          <w:sz w:val="28"/>
-          <w:szCs w:val="28"/>
-        </w:rPr>
-      </w:pPr>
-      <w:r>
-        <w:rPr>
-          <w:rFonts w:hint="eastAsia" w:ascii="Microsoft YaHei UI Light" w:hAnsi="Microsoft YaHei UI Light" w:eastAsia="Microsoft YaHei UI Light" w:cs="Microsoft YaHei UI Light"/>
-          <w:i w:val="0"/>
-          <w:iCs w:val="0"/>
-          <w:sz w:val="28"/>
-          <w:szCs w:val="28"/>
+          <w:b w:val="0"/>
+          <w:bCs w:val="0"/>
+          <w:sz w:val="32"/>
+          <w:szCs w:val="32"/>
+        </w:rPr>
+      </w:pPr>
+      <w:r>
+        <w:rPr>
+          <w:rFonts w:hint="eastAsia" w:ascii="Microsoft YaHei UI Light" w:hAnsi="Microsoft YaHei UI Light" w:eastAsia="Microsoft YaHei UI Light" w:cs="Microsoft YaHei UI Light"/>
+          <w:b w:val="0"/>
+          <w:bCs w:val="0"/>
+          <w:sz w:val="32"/>
+          <w:szCs w:val="32"/>
         </w:rPr>
         <w:t>THE UNIVERSE BEYOND THE BIG BANG</w:t>
       </w:r>
@@ -635,8 +638,6 @@
         <w:t>목차</w:t>
       </w:r>
       <w:bookmarkEnd w:id="0"/>
-      <w:bookmarkStart w:id="30" w:name="_GoBack"/>
-      <w:bookmarkEnd w:id="30"/>
     </w:p>
     <w:sdt>
       <w:sdtPr>
@@ -13533,21 +13534,7 @@
           <w:szCs w:val="28"/>
           <w:shd w:val="clear" w:fill="FFFFFF"/>
         </w:rPr>
-        <w:t>은 검고, 거칠며, 무거운 종류의 물질로 묘사된다.</w:t>
-      </w:r>
-      <w:r>
-        <w:rPr>
-          <w:rFonts w:hint="eastAsia" w:ascii="Microsoft YaHei UI Light" w:hAnsi="Microsoft YaHei UI Light" w:eastAsia="Microsoft YaHei UI Light" w:cs="Microsoft YaHei UI Light"/>
-          <w:i w:val="0"/>
-          <w:iCs w:val="0"/>
-          <w:caps w:val="0"/>
-          <w:color w:val="1A1C1E"/>
-          <w:spacing w:val="0"/>
-          <w:sz w:val="28"/>
-          <w:szCs w:val="28"/>
-          <w:shd w:val="clear" w:fill="FFFFFF"/>
-        </w:rPr>
-        <w:t xml:space="preserve"> 그것은 한 사람이 나쁜 일을 하거나, 다른 사람을 해치거나, 혹은 질투나 증오심을 가질 때 만들어진다.</w:t>
+        <w:t>은 검고, 거칠며, 무거운 종류의 물질로 묘사된다. 그것은 한 사람이 나쁜 일을 하거나, 다른 사람을 해치거나, 혹은 질투나 증오심을 가질 때 만들어진다.</w:t>
       </w:r>
     </w:p>
     <w:p>
@@ -14057,21 +14044,7 @@
           <w:szCs w:val="28"/>
           <w:shd w:val="clear" w:fill="FFFFFF"/>
         </w:rPr>
-        <w:t>육신불괴: 일부 수행이 높은 이들의 시신이 사망 후 자연적으로 부패하지 않고, 부드러움을 유지하며, 심지어 머리카락과 손톱이 계속 자라는</w:t>
-      </w:r>
-      <w:r>
-        <w:rPr>
-          <w:rFonts w:hint="eastAsia" w:ascii="Microsoft YaHei UI Light" w:hAnsi="Microsoft YaHei UI Light" w:eastAsia="Microsoft YaHei UI Light" w:cs="Microsoft YaHei UI Light"/>
-          <w:i w:val="0"/>
-          <w:iCs w:val="0"/>
-          <w:caps w:val="0"/>
-          <w:color w:val="1A1C1E"/>
-          <w:spacing w:val="0"/>
-          <w:sz w:val="28"/>
-          <w:szCs w:val="28"/>
-          <w:shd w:val="clear" w:fill="FFFFFF"/>
-        </w:rPr>
-        <w:t xml:space="preserve"> 현상. 이것은 그들의 물리적 신체가 일반적인 생물학적 부패 법칙을 더 이상 따르지 않는, 미세한 물질로 대부분 대체되었음의 증거로 여겨진다.</w:t>
+        <w:t>육신불괴: 일부 수행이 높은 이들의 시신이 사망 후 자연적으로 부패하지 않고, 부드러움을 유지하며, 심지어 머리카락과 손톱이 계속 자라는 현상. 이것은 그들의 물리적 신체가 일반적인 생물학적 부패 법칙을 더 이상 따르지 않는, 미세한 물질로 대부분 대체되었음의 증거로 여겨진다.</w:t>
       </w:r>
     </w:p>
     <w:p>
@@ -15252,21 +15225,7 @@
           <w:szCs w:val="28"/>
           <w:shd w:val="clear" w:fill="FFFFFF"/>
         </w:rPr>
-        <w:t>'구름 위 도시' 현상 혹은 파타 모르가나 신기루: 이것은 고층 빌딩이나 성곽과 같은 복잡한 이미지들이 갑자기 나타났다가 사라지는 현상이다. 일반적인 과학적 설명은 이것이 빛의 굴절에 의해 야기되는 일종의 신기루라는 것이다. 이 설명은 많은 경우에 맞다. 하지만 그것이 모든 것을 설명할 수 있을까? 어쩌면 몇몇 드문 경우에, 그것은 반</w:t>
-      </w:r>
-      <w:r>
-        <w:rPr>
-          <w:rFonts w:hint="eastAsia" w:ascii="Microsoft YaHei UI Light" w:hAnsi="Microsoft YaHei UI Light" w:eastAsia="Microsoft YaHei UI Light" w:cs="Microsoft YaHei UI Light"/>
-          <w:i w:val="0"/>
-          <w:iCs w:val="0"/>
-          <w:caps w:val="0"/>
-          <w:color w:val="1A1C1E"/>
-          <w:spacing w:val="0"/>
-          <w:sz w:val="28"/>
-          <w:szCs w:val="28"/>
-          <w:shd w:val="clear" w:fill="FFFFFF"/>
-        </w:rPr>
-        <w:t>사가 아니라, '누출된 이미지', 즉 우리 실재와 평행 공간 차원의 다른 실재가 일시적으로 겹쳐진 결과는 아닐까?</w:t>
+        <w:t>'구름 위 도시' 현상 혹은 파타 모르가나 신기루: 이것은 고층 빌딩이나 성곽과 같은 복잡한 이미지들이 갑자기 나타났다가 사라지는 현상이다. 일반적인 과학적 설명은 이것이 빛의 굴절에 의해 야기되는 일종의 신기루라는 것이다. 이 설명은 많은 경우에 맞다. 하지만 그것이 모든 것을 설명할 수 있을까? 어쩌면 몇몇 드문 경우에, 그것은 반사가 아니라, '누출된 이미지', 즉 우리 실재와 평행 공간 차원의 다른 실재가 일시적으로 겹쳐진 결과는 아닐까?</w:t>
       </w:r>
     </w:p>
     <w:p>
@@ -15311,21 +15270,7 @@
           <w:szCs w:val="28"/>
           <w:shd w:val="clear" w:fill="FFFFFF"/>
         </w:rPr>
-        <w:t>버뮤다 삼</w:t>
-      </w:r>
-      <w:r>
-        <w:rPr>
-          <w:rFonts w:hint="eastAsia" w:ascii="Microsoft YaHei UI Light" w:hAnsi="Microsoft YaHei UI Light" w:eastAsia="Microsoft YaHei UI Light" w:cs="Microsoft YaHei UI Light"/>
-          <w:i w:val="0"/>
-          <w:iCs w:val="0"/>
-          <w:caps w:val="0"/>
-          <w:color w:val="1A1C1E"/>
-          <w:spacing w:val="0"/>
-          <w:sz w:val="28"/>
-          <w:szCs w:val="28"/>
-          <w:shd w:val="clear" w:fill="FFFFFF"/>
-        </w:rPr>
-        <w:t>각지대와 다른 신비한 '소용돌이 지역'들: 버뮤다 삼각지대에서 배와 비행기가 흔적도 없이 사라진 이야기는 대중문화의 일부가 되었다. 비록 많은 사례들이 혹독한 날씨나 인간의 실수로 증명되었지만, 여전히 설명할 수 없는 실종 사건들이 남아 있다.</w:t>
+        <w:t>버뮤다 삼각지대와 다른 신비한 '소용돌이 지역'들: 버뮤다 삼각지대에서 배와 비행기가 흔적도 없이 사라진 이야기는 대중문화의 일부가 되었다. 비록 많은 사례들이 혹독한 날씨나 인간의 실수로 증명되었지만, 여전히 설명할 수 없는 실종 사건들이 남아 있다.</w:t>
       </w:r>
     </w:p>
     <w:p>
@@ -16579,21 +16524,7 @@
           <w:szCs w:val="28"/>
           <w:shd w:val="clear" w:fill="FFFFFF"/>
         </w:rPr>
-        <w:t>하늘의 층들: 대부분의 신앙 체계는 천국을 단일한 장소</w:t>
-      </w:r>
-      <w:r>
-        <w:rPr>
-          <w:rFonts w:hint="eastAsia" w:ascii="Microsoft YaHei UI Light" w:hAnsi="Microsoft YaHei UI Light" w:eastAsia="Microsoft YaHei UI Light" w:cs="Microsoft YaHei UI Light"/>
-          <w:i w:val="0"/>
-          <w:iCs w:val="0"/>
-          <w:caps w:val="0"/>
-          <w:color w:val="1A1C1E"/>
-          <w:spacing w:val="0"/>
-          <w:sz w:val="28"/>
-          <w:szCs w:val="28"/>
-          <w:shd w:val="clear" w:fill="FFFFFF"/>
-        </w:rPr>
-        <w:t>로 묘사하지 않고, 여러 층으로 이루어진 구조로 묘사한다. 이슬람교는 일곱 개의 하늘에 대해 말한다. 유대교와 기독교 또한 다른 하늘의 층들에 대한 언급이 있다. 불교는 무수한 천상 세계를 가진 복잡한 우주관을 묘사한다. 이 '층 구조' 모티프의 반복은 이것이 우연한 상상의 산물이 아니라, 실재하는 구조의 반영일 수 있음을 시사한다.</w:t>
+        <w:t>하늘의 층들: 대부분의 신앙 체계는 천국을 단일한 장소로 묘사하지 않고, 여러 층으로 이루어진 구조로 묘사한다. 이슬람교는 일곱 개의 하늘에 대해 말한다. 유대교와 기독교 또한 다른 하늘의 층들에 대한 언급이 있다. 불교는 무수한 천상 세계를 가진 복잡한 우주관을 묘사한다. 이 '층 구조' 모티프의 반복은 이것이 우연한 상상의 산물이 아니라, 실재하는 구조의 반영일 수 있음을 시사한다.</w:t>
       </w:r>
     </w:p>
     <w:p>
@@ -16689,21 +16620,7 @@
           <w:szCs w:val="28"/>
           <w:shd w:val="clear" w:fill="FFFFFF"/>
         </w:rPr>
-        <w:t>다른 시간</w:t>
-      </w:r>
-      <w:r>
-        <w:rPr>
-          <w:rFonts w:hint="eastAsia" w:ascii="Microsoft YaHei UI Light" w:hAnsi="Microsoft YaHei UI Light" w:eastAsia="Microsoft YaHei UI Light" w:cs="Microsoft YaHei UI Light"/>
-          <w:i w:val="0"/>
-          <w:iCs w:val="0"/>
-          <w:caps w:val="0"/>
-          <w:color w:val="1A1C1E"/>
-          <w:spacing w:val="0"/>
-          <w:sz w:val="28"/>
-          <w:szCs w:val="28"/>
-          <w:shd w:val="clear" w:fill="FFFFFF"/>
-        </w:rPr>
-        <w:t>: 또 다른 일반적인 모티프는 천국에서의 시간이 지상과는 전혀 다르게 흐른다는 것이다. 고전 작품 『서유기』에서, 손오공이 천궁에서 관직을 맡았을 때, 그는 그곳의 시간이 단 며칠밖에 흐르지 않은 것처럼 느꼈다. 하지만 화과산으로 돌아왔을 때, 그는 지상에서는 700년이 넘는 긴 세월이 흘렀음을 발견하고 경악했다. 이와 유사하게, 『서방극락유기』라는 책에 기록된 한 법사의 체험담에서, 그는 명상을 통해 극락세계로 여행을 갔다. 그는 자신의 여행이 약 20시간 정도 지속되었다고 느꼈다. 하지만 지상의 육신으로 돌아왔을 때, 그는 실제 시간이 6년 이상 흘렀다는 사실에 경악했다.</w:t>
+        <w:t>다른 시간: 또 다른 일반적인 모티프는 천국에서의 시간이 지상과는 전혀 다르게 흐른다는 것이다. 고전 작품 『서유기』에서, 손오공이 천궁에서 관직을 맡았을 때, 그는 그곳의 시간이 단 며칠밖에 흐르지 않은 것처럼 느꼈다. 하지만 화과산으로 돌아왔을 때, 그는 지상에서는 700년이 넘는 긴 세월이 흘렀음을 발견하고 경악했다. 이와 유사하게, 『서방극락유기』라는 책에 기록된 한 법사의 체험담에서, 그는 명상을 통해 극락세계로 여행을 갔다. 그는 자신의 여행이 약 20시간 정도 지속되었다고 느꼈다. 하지만 지상의 육신으로 돌아왔을 때, 그는 실제 시간이 6년 이상 흘렀다는 사실에 경악했다.</w:t>
       </w:r>
     </w:p>
     <w:p>
@@ -16909,21 +16826,7 @@
           <w:szCs w:val="28"/>
           <w:shd w:val="clear" w:fill="FFFFFF"/>
         </w:rPr>
-        <w:t>'마음 따라 화한다(隨心而化)': 일부 천상 세계를 묘사하는 경전에서, 그곳의 생명체들은 이념을 사용하여 자신이 원하는 것을 창조하는 능력이 있다. 성을 원하면, 성이 나타난다. 하지만, 이러한 창조물들은 그 세계의 근본 물질이 아니라, 에너지로부터 만들</w:t>
-      </w:r>
-      <w:r>
-        <w:rPr>
-          <w:rFonts w:hint="eastAsia" w:ascii="Microsoft YaHei UI Light" w:hAnsi="Microsoft YaHei UI Light" w:eastAsia="Microsoft YaHei UI Light" w:cs="Microsoft YaHei UI Light"/>
-          <w:i w:val="0"/>
-          <w:iCs w:val="0"/>
-          <w:caps w:val="0"/>
-          <w:color w:val="1A1C1E"/>
-          <w:spacing w:val="0"/>
-          <w:sz w:val="28"/>
-          <w:szCs w:val="28"/>
-          <w:shd w:val="clear" w:fill="FFFFFF"/>
-        </w:rPr>
-        <w:t>어진 '그림자 이미지'와 같은 것으로 묘사된다.</w:t>
+        <w:t>'마음 따라 화한다(隨心而化)': 일부 천상 세계를 묘사하는 경전에서, 그곳의 생명체들은 이념을 사용하여 자신이 원하는 것을 창조하는 능력이 있다. 성을 원하면, 성이 나타난다. 하지만, 이러한 창조물들은 그 세계의 근본 물질이 아니라, 에너지로부터 만들어진 '그림자 이미지'와 같은 것으로 묘사된다.</w:t>
       </w:r>
     </w:p>
     <w:p>
@@ -16968,21 +16871,7 @@
           <w:szCs w:val="28"/>
           <w:shd w:val="clear" w:fill="FFFFFF"/>
         </w:rPr>
-        <w:t xml:space="preserve">'일념(一念)이 세계를 낳는다(一念生世界)': 위대한 깨달은 </w:t>
-      </w:r>
-      <w:r>
-        <w:rPr>
-          <w:rFonts w:hint="eastAsia" w:ascii="Microsoft YaHei UI Light" w:hAnsi="Microsoft YaHei UI Light" w:eastAsia="Microsoft YaHei UI Light" w:cs="Microsoft YaHei UI Light"/>
-          <w:i w:val="0"/>
-          <w:iCs w:val="0"/>
-          <w:caps w:val="0"/>
-          <w:color w:val="1A1C1E"/>
-          <w:spacing w:val="0"/>
-          <w:sz w:val="28"/>
-          <w:szCs w:val="28"/>
-          <w:shd w:val="clear" w:fill="FFFFFF"/>
-        </w:rPr>
-        <w:t>자들(부처, 주님 등)이 존재하는 극히 높은 경지에서는, 창조 능력이 상상할 수 없는 수준에 이른다. 그들의 한 이념은 '그림자 이미지'를 만들어내는 것뿐만 아니라, 실제 물질을 창조하여 산과 강, 고유한 물리 법칙, 그리고 무수한 생명체들이 있는 완전한 세계를 낳을 수 있다. 그 세계에 사는 생명체들에게, 그것은 완전히 실재한다. 이 관점에서 보면, 우리 우주 전체 또한 그러한 한 위대한 생명체의 한 이념의 결과일 뿐일 수 있다.</w:t>
+        <w:t>'일념(一念)이 세계를 낳는다(一念生世界)': 위대한 깨달은 자들(부처, 주님 등)이 존재하는 극히 높은 경지에서는, 창조 능력이 상상할 수 없는 수준에 이른다. 그들의 한 이념은 '그림자 이미지'를 만들어내는 것뿐만 아니라, 실제 물질을 창조하여 산과 강, 고유한 물리 법칙, 그리고 무수한 생명체들이 있는 완전한 세계를 낳을 수 있다. 그 세계에 사는 생명체들에게, 그것은 완전히 실재한다. 이 관점에서 보면, 우리 우주 전체 또한 그러한 한 위대한 생명체의 한 이념의 결과일 뿐일 수 있다.</w:t>
       </w:r>
     </w:p>
     <w:p>
@@ -18220,21 +18109,7 @@
           <w:szCs w:val="28"/>
           <w:shd w:val="clear" w:fill="FFFFFF"/>
         </w:rPr>
-        <w:t>낮 동안의 기억과 인상: 이것은 가장 단순한 종류의 꿈으</w:t>
-      </w:r>
-      <w:r>
-        <w:rPr>
-          <w:rFonts w:hint="eastAsia" w:ascii="Microsoft YaHei UI Light" w:hAnsi="Microsoft YaHei UI Light" w:eastAsia="Microsoft YaHei UI Light" w:cs="Microsoft YaHei UI Light"/>
-          <w:i w:val="0"/>
-          <w:iCs w:val="0"/>
-          <w:caps w:val="0"/>
-          <w:color w:val="1A1C1E"/>
-          <w:spacing w:val="0"/>
-          <w:sz w:val="28"/>
-          <w:szCs w:val="28"/>
-          <w:shd w:val="clear" w:fill="FFFFFF"/>
-        </w:rPr>
-        <w:t>로, 뇌가 우리가 겪었던 사건, 대화, 이미지들을 '재생'하고 처리할 때 꾼다. 그것은 오래된 필름을 다시 보는 것과 같다.</w:t>
+        <w:t>낮 동안의 기억과 인상: 이것은 가장 단순한 종류의 꿈으로, 뇌가 우리가 겪었던 사건, 대화, 이미지들을 '재생'하고 처리할 때 꾼다. 그것은 오래된 필름을 다시 보는 것과 같다.</w:t>
       </w:r>
     </w:p>
     <w:p>
@@ -18285,21 +18160,7 @@
           <w:szCs w:val="28"/>
           <w:shd w:val="clear" w:fill="FFFFFF"/>
         </w:rPr>
-        <w:t xml:space="preserve">깊은 집착과 욕망: 우리가 가장 갈망하고, </w:t>
-      </w:r>
-      <w:r>
-        <w:rPr>
-          <w:rFonts w:hint="eastAsia" w:ascii="Microsoft YaHei UI Light" w:hAnsi="Microsoft YaHei UI Light" w:eastAsia="Microsoft YaHei UI Light" w:cs="Microsoft YaHei UI Light"/>
-          <w:i w:val="0"/>
-          <w:iCs w:val="0"/>
-          <w:caps w:val="0"/>
-          <w:color w:val="1A1C1E"/>
-          <w:spacing w:val="0"/>
-          <w:sz w:val="28"/>
-          <w:szCs w:val="28"/>
-          <w:shd w:val="clear" w:fill="FFFFFF"/>
-        </w:rPr>
-        <w:t>염원하거나, 혹은 후회하는 것들은 종종 꿈속에서 표현되려고 한다. 부자가 되기를 바라는 사람은 복권에 당첨되는 꿈을 꿀 수 있다. 지나간 사랑을 아쉬워하는 사람은 재회하는 꿈을 꿀 수 있다. 꿈은 우리가 현실에서는 가질 수 없는 것들을 일시적으로 만족시키는 무대가 된다.</w:t>
+        <w:t>깊은 집착과 욕망: 우리가 가장 갈망하고, 염원하거나, 혹은 후회하는 것들은 종종 꿈속에서 표현되려고 한다. 부자가 되기를 바라는 사람은 복권에 당첨되는 꿈을 꿀 수 있다. 지나간 사랑을 아쉬워하는 사람은 재회하는 꿈을 꿀 수 있다. 꿈은 우리가 현실에서는 가질 수 없는 것들을 일시적으로 만족시키는 무대가 된다.</w:t>
       </w:r>
     </w:p>
     <w:p>
@@ -18344,21 +18205,7 @@
           <w:szCs w:val="28"/>
           <w:shd w:val="clear" w:fill="FFFFFF"/>
         </w:rPr>
-        <w:t>잠재된 두려움과</w:t>
-      </w:r>
-      <w:r>
-        <w:rPr>
-          <w:rFonts w:hint="eastAsia" w:ascii="Microsoft YaHei UI Light" w:hAnsi="Microsoft YaHei UI Light" w:eastAsia="Microsoft YaHei UI Light" w:cs="Microsoft YaHei UI Light"/>
-          <w:i w:val="0"/>
-          <w:iCs w:val="0"/>
-          <w:caps w:val="0"/>
-          <w:color w:val="1A1C1E"/>
-          <w:spacing w:val="0"/>
-          <w:sz w:val="28"/>
-          <w:szCs w:val="28"/>
-          <w:shd w:val="clear" w:fill="FFFFFF"/>
-        </w:rPr>
-        <w:t xml:space="preserve"> 불안: 이것이 악몽의 근원이다. 우리가 가장 두려워하는 것—실패를 두려워하고, 버려지는 것을 두려워하며, 죽음을 두려워하는 것—은 마음에 의해 무서운 시나리오로 과장될 것이다. 동양의 지혜에는 "마음 스스로 마귀를 낳는다(自心生魔)"는 말이 있는데, 이 말은 악몽이 만들어지는 메커니즘의 본질을 파악하고 있는 것 같다. 꿈속에서 우리를 쫓아오는 '괴물'은 어디 낯선 곳에서 온 것이 아니라, 우리 자신의 두려움에서 태어난 것일 수 있다.</w:t>
+        <w:t>잠재된 두려움과 불안: 이것이 악몽의 근원이다. 우리가 가장 두려워하는 것—실패를 두려워하고, 버려지는 것을 두려워하며, 죽음을 두려워하는 것—은 마음에 의해 무서운 시나리오로 과장될 것이다. 동양의 지혜에는 "마음 스스로 마귀를 낳는다(自心生魔)"는 말이 있는데, 이 말은 악몽이 만들어지는 메커니즘의 본질을 파악하고 있는 것 같다. 꿈속에서 우리를 쫓아오는 '괴물'은 어디 낯선 곳에서 온 것이 아니라, 우리 자신의 두려움에서 태어난 것일 수 있다.</w:t>
       </w:r>
     </w:p>
     <w:p>
@@ -18629,21 +18476,7 @@
           <w:szCs w:val="28"/>
           <w:shd w:val="clear" w:fill="FFFFFF"/>
         </w:rPr>
-        <w:t>예언적 성</w:t>
-      </w:r>
-      <w:r>
-        <w:rPr>
-          <w:rFonts w:hint="eastAsia" w:ascii="Microsoft YaHei UI Light" w:hAnsi="Microsoft YaHei UI Light" w:eastAsia="Microsoft YaHei UI Light" w:cs="Microsoft YaHei UI Light"/>
-          <w:i w:val="0"/>
-          <w:iCs w:val="0"/>
-          <w:caps w:val="0"/>
-          <w:color w:val="1A1C1E"/>
-          <w:spacing w:val="0"/>
-          <w:sz w:val="28"/>
-          <w:szCs w:val="28"/>
-          <w:shd w:val="clear" w:fill="FFFFFF"/>
-        </w:rPr>
-        <w:t>격의 경험: 일부 꿈들은 앞으로 일어날 사건들을 예고하는 것처럼 보인다. 이것은 복잡한 현상으로, 물질세계의 선형적인 시간 흐름에서 벗어난 상태에서, 원신이 미래 사건들의 '파동'을 감지할 수 있는 능력이 있다고 해석될 수 있다.</w:t>
+        <w:t>예언적 성격의 경험: 일부 꿈들은 앞으로 일어날 사건들을 예고하는 것처럼 보인다. 이것은 복잡한 현상으로, 물질세계의 선형적인 시간 흐름에서 벗어난 상태에서, 원신이 미래 사건들의 '파동'을 감지할 수 있는 능력이 있다고 해석될 수 있다.</w:t>
       </w:r>
     </w:p>
     <w:p>
@@ -22703,21 +22536,7 @@
           <w:szCs w:val="28"/>
           <w:shd w:val="clear" w:fill="FFFFFF"/>
         </w:rPr>
-        <w:t>씨앗 싹 틔우기</w:t>
-      </w:r>
-      <w:r>
-        <w:rPr>
-          <w:rFonts w:hint="eastAsia" w:ascii="Microsoft YaHei UI Light" w:hAnsi="Microsoft YaHei UI Light" w:eastAsia="Microsoft YaHei UI Light" w:cs="Microsoft YaHei UI Light"/>
-          <w:i w:val="0"/>
-          <w:iCs w:val="0"/>
-          <w:caps w:val="0"/>
-          <w:color w:val="1A1C1E"/>
-          <w:spacing w:val="0"/>
-          <w:sz w:val="28"/>
-          <w:szCs w:val="28"/>
-          <w:shd w:val="clear" w:fill="FFFFFF"/>
-        </w:rPr>
-        <w:t>: 가장 유명한 실험 중 하나는 한 기공사가 이념을 사용하여 씨앗(예를 들어, 콩)을 불과 몇 분 만에 싹을 틔우고 몇 센티미터나 자라게 한 것이다. 이는 자연적으로는 며칠이 걸리는 과정이다.</w:t>
+        <w:t>씨앗 싹 틔우기: 가장 유명한 실험 중 하나는 한 기공사가 이념을 사용하여 씨앗(예를 들어, 콩)을 불과 몇 분 만에 싹을 틔우고 몇 센티미터나 자라게 한 것이다. 이는 자연적으로는 며칠이 걸리는 과정이다.</w:t>
       </w:r>
     </w:p>
     <w:p>
@@ -24861,21 +24680,7 @@
           <w:szCs w:val="28"/>
           <w:shd w:val="clear" w:fill="FFFFFF"/>
         </w:rPr>
-        <w:t>심지어 원자로 안</w:t>
-      </w:r>
-      <w:r>
-        <w:rPr>
-          <w:rFonts w:hint="eastAsia" w:ascii="Microsoft YaHei UI Light" w:hAnsi="Microsoft YaHei UI Light" w:eastAsia="Microsoft YaHei UI Light" w:cs="Microsoft YaHei UI Light"/>
-          <w:i w:val="0"/>
-          <w:iCs w:val="0"/>
-          <w:caps w:val="0"/>
-          <w:color w:val="1A1C1E"/>
-          <w:spacing w:val="0"/>
-          <w:sz w:val="28"/>
-          <w:szCs w:val="28"/>
-          <w:shd w:val="clear" w:fill="FFFFFF"/>
-        </w:rPr>
-        <w:t>에서도, 사람을 즉사시킬 수 있는 방사선 수준을 견뎌내며.</w:t>
+        <w:t>심지어 원자로 안에서도, 사람을 즉사시킬 수 있는 방사선 수준을 견뎌내며.</w:t>
       </w:r>
     </w:p>
     <w:p>
@@ -25200,21 +25005,7 @@
           <w:szCs w:val="28"/>
           <w:shd w:val="clear" w:fill="FFFFFF"/>
         </w:rPr>
-        <w:t>목성, 우리가</w:t>
-      </w:r>
-      <w:r>
-        <w:rPr>
-          <w:rFonts w:hint="eastAsia" w:ascii="Microsoft YaHei UI Light" w:hAnsi="Microsoft YaHei UI Light" w:eastAsia="Microsoft YaHei UI Light" w:cs="Microsoft YaHei UI Light"/>
-          <w:i w:val="0"/>
-          <w:iCs w:val="0"/>
-          <w:caps w:val="0"/>
-          <w:color w:val="1A1C1E"/>
-          <w:spacing w:val="0"/>
-          <w:sz w:val="28"/>
-          <w:szCs w:val="28"/>
-          <w:shd w:val="clear" w:fill="FFFFFF"/>
-        </w:rPr>
-        <w:t xml:space="preserve"> 생명이 살 수 없다고 여기는 가스 거대 행성은, 다른 에너지 상태로 존재하는 거대한 생명체들이 있는 광활한 대양 세계일 수 있다.</w:t>
+        <w:t>목성, 우리가 생명이 살 수 없다고 여기는 가스 거대 행성은, 다른 에너지 상태로 존재하는 거대한 생명체들이 있는 광활한 대양 세계일 수 있다.</w:t>
       </w:r>
     </w:p>
     <w:p>
@@ -31646,6 +31437,7 @@
         <w:keepLines w:val="0"/>
         <w:widowControl/>
         <w:numPr>
+          <w:ilvl w:val="0"/>
           <w:numId w:val="0"/>
         </w:numPr>
         <w:suppressLineNumbers w:val="0"/>
@@ -31842,21 +31634,7 @@
           <w:szCs w:val="28"/>
           <w:shd w:val="clear" w:fill="FFFFFF"/>
         </w:rPr>
-        <w:t xml:space="preserve">이 '입자'들로부터, </w:t>
-      </w:r>
-      <w:r>
-        <w:rPr>
-          <w:rFonts w:hint="eastAsia" w:ascii="Microsoft YaHei UI Light" w:hAnsi="Microsoft YaHei UI Light" w:eastAsia="Microsoft YaHei UI Light" w:cs="Microsoft YaHei UI Light"/>
-          <w:i w:val="0"/>
-          <w:iCs w:val="0"/>
-          <w:caps w:val="0"/>
-          <w:color w:val="1A1C1E"/>
-          <w:spacing w:val="0"/>
-          <w:sz w:val="28"/>
-          <w:szCs w:val="28"/>
-          <w:shd w:val="clear" w:fill="FFFFFF"/>
-        </w:rPr>
-        <w:t>태양계, 은하, 은하단과 같은 더 복잡한 중간 구조들이 형성된다.</w:t>
+        <w:t>이 '입자'들로부터, 태양계, 은하, 은하단과 같은 더 복잡한 중간 구조들이 형성된다.</w:t>
       </w:r>
     </w:p>
     <w:p>
@@ -32082,21 +31860,7 @@
           <w:szCs w:val="28"/>
           <w:shd w:val="clear" w:fill="FFFFFF"/>
         </w:rPr>
-        <w:t>이것이 우리의 프랙탈 모델이 틀렸다는 의미는 아니다</w:t>
-      </w:r>
-      <w:r>
-        <w:rPr>
-          <w:rFonts w:hint="eastAsia" w:ascii="Microsoft YaHei UI Light" w:hAnsi="Microsoft YaHei UI Light" w:eastAsia="Microsoft YaHei UI Light" w:cs="Microsoft YaHei UI Light"/>
-          <w:i w:val="0"/>
-          <w:iCs w:val="0"/>
-          <w:caps w:val="0"/>
-          <w:color w:val="1A1C1E"/>
-          <w:spacing w:val="0"/>
-          <w:sz w:val="28"/>
-          <w:szCs w:val="28"/>
-          <w:shd w:val="clear" w:fill="FFFFFF"/>
-        </w:rPr>
-        <w:t>. 그것은 단지 놀라운 가능성 하나를 시사할 뿐이다. 즉, 현대 과학은, 가장 강력한 입자 가속기를 가지고도, 아마도 아직 급 0의 진짜 '기본 입자'에 도달하지 못했을 것이며, 하물며 급 -1의 기본 입자에 대해서는 알 수도 없을 것이라는 가능성이다. 양성자, 중성자, 전자, 그리고 쿼크까지도, 모두 미시 세계로 들어가는 여정 속의 복잡한 '중간 구조'들에 불과할 수 있다.</w:t>
+        <w:t>이것이 우리의 프랙탈 모델이 틀렸다는 의미는 아니다. 그것은 단지 놀라운 가능성 하나를 시사할 뿐이다. 즉, 현대 과학은, 가장 강력한 입자 가속기를 가지고도, 아마도 아직 급 0의 진짜 '기본 입자'에 도달하지 못했을 것이며, 하물며 급 -1의 기본 입자에 대해서는 알 수도 없을 것이라는 가능성이다. 양성자, 중성자, 전자, 그리고 쿼크까지도, 모두 미시 세계로 들어가는 여정 속의 복잡한 '중간 구조'들에 불과할 수 있다.</w:t>
       </w:r>
     </w:p>
     <w:p>
@@ -35348,7 +35112,7 @@
     </w:p>
     <w:p>
       <w:pPr>
-        <w:pStyle w:val="3"/>
+        <w:pStyle w:val="2"/>
         <w:bidi w:val="0"/>
         <w:spacing w:line="240" w:lineRule="auto"/>
         <w:rPr>
@@ -35844,7 +35608,7 @@
     </w:p>
     <w:p>
       <w:pPr>
-        <w:pStyle w:val="3"/>
+        <w:pStyle w:val="2"/>
         <w:bidi w:val="0"/>
         <w:spacing w:line="240" w:lineRule="auto"/>
         <w:rPr>
@@ -36011,35 +35775,7 @@
           <w:szCs w:val="28"/>
           <w:shd w:val="clear" w:fill="FFFFFF"/>
         </w:rPr>
-        <w:t xml:space="preserve">숨겨진 질서 / 드러난 질서(Implicate / Explicate Order): 물리학자 데이비드 봄의 개념. '드러난 질서'는 사물들이 분리되어 보이는 현상적인 물질세계다. '숨겨진 질서'는 근본적인 실재의 층으로, 만물이 </w:t>
-      </w:r>
-      <w:r>
-        <w:rPr>
-          <w:rFonts w:hint="eastAsia" w:ascii="Microsoft YaHei UI Light" w:hAnsi="Microsoft YaHei UI Light" w:eastAsia="Microsoft YaHei UI Light" w:cs="Microsoft YaHei UI Light"/>
-          <w:i w:val="0"/>
-          <w:iCs w:val="0"/>
-          <w:caps w:val="0"/>
-          <w:color w:val="1A1C1E"/>
-          <w:spacing w:val="0"/>
-          <w:sz w:val="28"/>
-          <w:szCs w:val="28"/>
-          <w:shd w:val="clear" w:fill="FFFFFF"/>
-        </w:rPr>
-        <w:t xml:space="preserve">연결되어 </w:t>
-      </w:r>
-      <w:r>
-        <w:rPr>
-          <w:rFonts w:hint="eastAsia" w:ascii="Microsoft YaHei UI Light" w:hAnsi="Microsoft YaHei UI Light" w:eastAsia="Microsoft YaHei UI Light" w:cs="Microsoft YaHei UI Light"/>
-          <w:i w:val="0"/>
-          <w:iCs w:val="0"/>
-          <w:caps w:val="0"/>
-          <w:color w:val="1A1C1E"/>
-          <w:spacing w:val="0"/>
-          <w:sz w:val="28"/>
-          <w:szCs w:val="28"/>
-          <w:shd w:val="clear" w:fill="FFFFFF"/>
-        </w:rPr>
-        <w:t>서로에게 '접혀 들어가' 있는, 나눌 수 없는 전체다.</w:t>
+        <w:t>숨겨진 질서 / 드러난 질서(Implicate / Explicate Order): 물리학자 데이비드 봄의 개념. '드러난 질서'는 사물들이 분리되어 보이는 현상적인 물질세계다. '숨겨진 질서'는 근본적인 실재의 층으로, 만물이 연결되어 서로에게 '접혀 들어가' 있는, 나눌 수 없는 전체다.</w:t>
       </w:r>
     </w:p>
     <w:p>
@@ -36773,6 +36509,7 @@
         <w:keepLines w:val="0"/>
         <w:widowControl/>
         <w:numPr>
+          <w:ilvl w:val="0"/>
           <w:numId w:val="0"/>
         </w:numPr>
         <w:suppressLineNumbers w:val="0"/>
@@ -36907,6 +36644,7 @@
         <w:keepLines w:val="0"/>
         <w:widowControl/>
         <w:numPr>
+          <w:ilvl w:val="0"/>
           <w:numId w:val="0"/>
         </w:numPr>
         <w:suppressLineNumbers w:val="0"/>
@@ -37011,7 +36749,7 @@
     </w:p>
     <w:p>
       <w:pPr>
-        <w:pStyle w:val="3"/>
+        <w:pStyle w:val="2"/>
         <w:bidi w:val="0"/>
         <w:spacing w:line="240" w:lineRule="auto"/>
         <w:rPr>
@@ -37030,7 +36768,18 @@
           <w:szCs w:val="44"/>
           <w:lang w:val="en-US" w:eastAsia="zh-CN"/>
         </w:rPr>
-        <w:t xml:space="preserve">저자 및 THE </w:t>
+        <w:t xml:space="preserve">저자 </w:t>
+      </w:r>
+      <w:bookmarkStart w:id="30" w:name="_GoBack"/>
+      <w:bookmarkEnd w:id="30"/>
+      <w:r>
+        <w:rPr>
+          <w:rFonts w:hint="eastAsia" w:ascii="Microsoft YaHei UI Light" w:hAnsi="Microsoft YaHei UI Light" w:eastAsia="Microsoft YaHei UI Light" w:cs="Microsoft YaHei UI Light"/>
+          <w:sz w:val="44"/>
+          <w:szCs w:val="44"/>
+          <w:lang w:val="en-US" w:eastAsia="zh-CN"/>
+        </w:rPr>
+        <w:t xml:space="preserve">및 THE </w:t>
       </w:r>
       <w:r>
         <w:rPr>

--- a/All_Books/10_UNIVERSE_BEYOND_BIG_BANG/UNIVERSE_BEYOND_BIG_BANG_ko.docx
+++ b/All_Books/10_UNIVERSE_BEYOND_BIG_BANG/UNIVERSE_BEYOND_BIG_BANG_ko.docx
@@ -2,6 +2,86 @@
 <file path=word/document.xml><?xml version="1.0" encoding="utf-8"?>
 <w:document xmlns:wpc="http://schemas.microsoft.com/office/word/2010/wordprocessingCanvas" xmlns:mc="http://schemas.openxmlformats.org/markup-compatibility/2006" xmlns:o="urn:schemas-microsoft-com:office:office" xmlns:r="http://schemas.openxmlformats.org/officeDocument/2006/relationships" xmlns:m="http://schemas.openxmlformats.org/officeDocument/2006/math" xmlns:v="urn:schemas-microsoft-com:vml" xmlns:wp14="http://schemas.microsoft.com/office/word/2010/wordprocessingDrawing" xmlns:wp="http://schemas.openxmlformats.org/drawingml/2006/wordprocessingDrawing" xmlns:w="http://schemas.openxmlformats.org/wordprocessingml/2006/main" xmlns:w14="http://schemas.microsoft.com/office/word/2010/wordml" xmlns:w10="urn:schemas-microsoft-com:office:word" xmlns:w15="http://schemas.microsoft.com/office/word/2012/wordml" xmlns:wpg="http://schemas.microsoft.com/office/word/2010/wordprocessingGroup" xmlns:wpi="http://schemas.microsoft.com/office/word/2010/wordprocessingInk" xmlns:wne="http://schemas.microsoft.com/office/word/2006/wordml" xmlns:wps="http://schemas.microsoft.com/office/word/2010/wordprocessingShape" xmlns:wpsCustomData="http://www.wps.cn/officeDocument/2013/wpsCustomData" mc:Ignorable="w14 w15 wp14">
   <w:body>
+    <w:p>
+      <w:pPr>
+        <w:rPr>
+          <w:rFonts w:hint="default" w:ascii="Microsoft YaHei UI Light" w:hAnsi="Microsoft YaHei UI Light" w:eastAsia="Microsoft YaHei UI Light" w:cs="Microsoft YaHei UI Light"/>
+          <w:sz w:val="28"/>
+          <w:szCs w:val="28"/>
+          <w:lang w:val="en-US"/>
+        </w:rPr>
+      </w:pPr>
+      <w:r>
+        <w:rPr>
+          <w:rFonts w:hint="default" w:ascii="Microsoft YaHei UI Light" w:hAnsi="Microsoft YaHei UI Light" w:eastAsia="Microsoft YaHei UI Light" w:cs="Microsoft YaHei UI Light"/>
+          <w:sz w:val="28"/>
+          <w:szCs w:val="28"/>
+          <w:lang w:val="en-US"/>
+        </w:rPr>
+        <w:drawing>
+          <wp:anchor distT="0" distB="0" distL="114300" distR="114300" simplePos="0" relativeHeight="251659264" behindDoc="0" locked="0" layoutInCell="1" allowOverlap="1">
+            <wp:simplePos x="0" y="0"/>
+            <wp:positionH relativeFrom="column">
+              <wp:posOffset>-768985</wp:posOffset>
+            </wp:positionH>
+            <wp:positionV relativeFrom="paragraph">
+              <wp:posOffset>-883285</wp:posOffset>
+            </wp:positionV>
+            <wp:extent cx="5330190" cy="7950835"/>
+            <wp:effectExtent l="0" t="0" r="3810" b="4445"/>
+            <wp:wrapNone/>
+            <wp:docPr id="2" name="Picture 2" descr="10_UNIVERSE_BIG_BANG_ko"/>
+            <wp:cNvGraphicFramePr>
+              <a:graphicFrameLocks xmlns:a="http://schemas.openxmlformats.org/drawingml/2006/main" noChangeAspect="1"/>
+            </wp:cNvGraphicFramePr>
+            <a:graphic xmlns:a="http://schemas.openxmlformats.org/drawingml/2006/main">
+              <a:graphicData uri="http://schemas.openxmlformats.org/drawingml/2006/picture">
+                <pic:pic xmlns:pic="http://schemas.openxmlformats.org/drawingml/2006/picture">
+                  <pic:nvPicPr>
+                    <pic:cNvPr id="2" name="Picture 2" descr="10_UNIVERSE_BIG_BANG_ko"/>
+                    <pic:cNvPicPr>
+                      <a:picLocks noChangeAspect="1"/>
+                    </pic:cNvPicPr>
+                  </pic:nvPicPr>
+                  <pic:blipFill>
+                    <a:blip r:embed="rId5"/>
+                    <a:stretch>
+                      <a:fillRect/>
+                    </a:stretch>
+                  </pic:blipFill>
+                  <pic:spPr>
+                    <a:xfrm>
+                      <a:off x="0" y="0"/>
+                      <a:ext cx="5330190" cy="7950835"/>
+                    </a:xfrm>
+                    <a:prstGeom prst="rect">
+                      <a:avLst/>
+                    </a:prstGeom>
+                  </pic:spPr>
+                </pic:pic>
+              </a:graphicData>
+            </a:graphic>
+          </wp:anchor>
+        </w:drawing>
+      </w:r>
+    </w:p>
+    <w:p>
+      <w:pPr>
+        <w:rPr>
+          <w:rFonts w:hint="eastAsia" w:ascii="Microsoft YaHei UI Light" w:hAnsi="Microsoft YaHei UI Light" w:eastAsia="Microsoft YaHei UI Light" w:cs="Microsoft YaHei UI Light"/>
+          <w:sz w:val="28"/>
+          <w:szCs w:val="28"/>
+        </w:rPr>
+      </w:pPr>
+      <w:r>
+        <w:rPr>
+          <w:rFonts w:hint="eastAsia" w:ascii="Microsoft YaHei UI Light" w:hAnsi="Microsoft YaHei UI Light" w:eastAsia="Microsoft YaHei UI Light" w:cs="Microsoft YaHei UI Light"/>
+          <w:sz w:val="28"/>
+          <w:szCs w:val="28"/>
+        </w:rPr>
+        <w:br w:type="page"/>
+      </w:r>
+    </w:p>
     <w:p>
       <w:pPr>
         <w:rPr>
@@ -169,51 +249,6 @@
     </w:p>
     <w:p>
       <w:pPr>
-        <w:rPr>
-          <w:rFonts w:hint="eastAsia" w:ascii="Microsoft YaHei UI Light" w:hAnsi="Microsoft YaHei UI Light" w:eastAsia="Microsoft YaHei UI Light" w:cs="Microsoft YaHei UI Light"/>
-          <w:sz w:val="28"/>
-          <w:szCs w:val="28"/>
-        </w:rPr>
-      </w:pPr>
-    </w:p>
-    <w:p>
-      <w:pPr>
-        <w:rPr>
-          <w:rFonts w:hint="eastAsia" w:ascii="Microsoft YaHei UI Light" w:hAnsi="Microsoft YaHei UI Light" w:eastAsia="Microsoft YaHei UI Light" w:cs="Microsoft YaHei UI Light"/>
-          <w:sz w:val="28"/>
-          <w:szCs w:val="28"/>
-        </w:rPr>
-      </w:pPr>
-    </w:p>
-    <w:p>
-      <w:pPr>
-        <w:rPr>
-          <w:rFonts w:hint="eastAsia" w:ascii="Microsoft YaHei UI Light" w:hAnsi="Microsoft YaHei UI Light" w:eastAsia="Microsoft YaHei UI Light" w:cs="Microsoft YaHei UI Light"/>
-          <w:sz w:val="28"/>
-          <w:szCs w:val="28"/>
-        </w:rPr>
-      </w:pPr>
-    </w:p>
-    <w:p>
-      <w:pPr>
-        <w:rPr>
-          <w:rFonts w:hint="eastAsia" w:ascii="Microsoft YaHei UI Light" w:hAnsi="Microsoft YaHei UI Light" w:eastAsia="Microsoft YaHei UI Light" w:cs="Microsoft YaHei UI Light"/>
-          <w:sz w:val="28"/>
-          <w:szCs w:val="28"/>
-        </w:rPr>
-      </w:pPr>
-    </w:p>
-    <w:p>
-      <w:pPr>
-        <w:rPr>
-          <w:rFonts w:hint="eastAsia" w:ascii="Microsoft YaHei UI Light" w:hAnsi="Microsoft YaHei UI Light" w:eastAsia="Microsoft YaHei UI Light" w:cs="Microsoft YaHei UI Light"/>
-          <w:sz w:val="28"/>
-          <w:szCs w:val="28"/>
-        </w:rPr>
-      </w:pPr>
-    </w:p>
-    <w:p>
-      <w:pPr>
         <w:jc w:val="center"/>
         <w:rPr>
           <w:rFonts w:hint="eastAsia" w:ascii="Microsoft YaHei UI Light" w:hAnsi="Microsoft YaHei UI Light" w:eastAsia="Microsoft YaHei UI Light" w:cs="Microsoft YaHei UI Light"/>
@@ -271,6 +306,16 @@
         </w:rPr>
         <w:t>, THE LIVES MEDIA 설립자</w:t>
       </w:r>
+    </w:p>
+    <w:p>
+      <w:pPr>
+        <w:rPr>
+          <w:rFonts w:hint="eastAsia" w:ascii="Microsoft YaHei UI Light" w:hAnsi="Microsoft YaHei UI Light" w:eastAsia="Microsoft YaHei UI Light" w:cs="Microsoft YaHei UI Light"/>
+          <w:sz w:val="24"/>
+          <w:szCs w:val="24"/>
+          <w:lang w:val="en-US"/>
+        </w:rPr>
+      </w:pPr>
     </w:p>
     <w:p>
       <w:pPr>
@@ -426,7 +471,7 @@
                     </pic:cNvPicPr>
                   </pic:nvPicPr>
                   <pic:blipFill>
-                    <a:blip r:embed="rId5"/>
+                    <a:blip r:embed="rId6"/>
                     <a:stretch>
                       <a:fillRect/>
                     </a:stretch>
@@ -580,15 +625,6 @@
         </w:rPr>
         <w:t>.</w:t>
       </w:r>
-    </w:p>
-    <w:p>
-      <w:pPr>
-        <w:rPr>
-          <w:rFonts w:hint="eastAsia" w:ascii="Microsoft YaHei UI Light" w:hAnsi="Microsoft YaHei UI Light" w:eastAsia="Microsoft YaHei UI Light" w:cs="Microsoft YaHei UI Light"/>
-          <w:sz w:val="28"/>
-          <w:szCs w:val="28"/>
-        </w:rPr>
-      </w:pPr>
     </w:p>
     <w:p>
       <w:pPr>
@@ -753,6 +789,8 @@
             </w:rPr>
             <w:t>목차</w:t>
           </w:r>
+          <w:bookmarkStart w:id="30" w:name="_GoBack"/>
+          <w:bookmarkEnd w:id="30"/>
           <w:r>
             <w:tab/>
           </w:r>
@@ -3601,8 +3639,8 @@
           <w:rFonts w:hint="eastAsia" w:ascii="Microsoft YaHei UI Light" w:hAnsi="Microsoft YaHei UI Light" w:eastAsia="Microsoft YaHei UI Light" w:cs="Microsoft YaHei UI Light"/>
           <w:b/>
           <w:bCs/>
-          <w:sz w:val="60"/>
-          <w:szCs w:val="60"/>
+          <w:sz w:val="96"/>
+          <w:szCs w:val="96"/>
         </w:rPr>
       </w:pPr>
       <w:bookmarkStart w:id="2" w:name="_Toc16618"/>
@@ -3611,8 +3649,8 @@
           <w:rFonts w:hint="eastAsia" w:ascii="Microsoft YaHei UI Light" w:hAnsi="Microsoft YaHei UI Light" w:eastAsia="Microsoft YaHei UI Light" w:cs="Microsoft YaHei UI Light"/>
           <w:b w:val="0"/>
           <w:bCs w:val="0"/>
-          <w:sz w:val="60"/>
-          <w:szCs w:val="60"/>
+          <w:sz w:val="96"/>
+          <w:szCs w:val="96"/>
         </w:rPr>
         <w:t xml:space="preserve">제1부: </w:t>
       </w:r>
@@ -3621,8 +3659,8 @@
           <w:rFonts w:hint="eastAsia" w:ascii="Microsoft YaHei UI Light" w:hAnsi="Microsoft YaHei UI Light" w:eastAsia="Microsoft YaHei UI Light" w:cs="Microsoft YaHei UI Light"/>
           <w:b/>
           <w:bCs/>
-          <w:sz w:val="60"/>
-          <w:szCs w:val="60"/>
+          <w:sz w:val="96"/>
+          <w:szCs w:val="96"/>
         </w:rPr>
         <w:t>잊혀진 토대</w:t>
       </w:r>
@@ -10070,22 +10108,32 @@
         <w:spacing w:line="240" w:lineRule="auto"/>
         <w:rPr>
           <w:rFonts w:hint="eastAsia" w:ascii="Microsoft YaHei UI Light" w:hAnsi="Microsoft YaHei UI Light" w:eastAsia="Microsoft YaHei UI Light" w:cs="Microsoft YaHei UI Light"/>
+          <w:b/>
+          <w:bCs/>
+          <w:sz w:val="96"/>
+          <w:szCs w:val="96"/>
+        </w:rPr>
+      </w:pPr>
+      <w:bookmarkStart w:id="6" w:name="_Toc19913"/>
+      <w:r>
+        <w:rPr>
+          <w:rFonts w:hint="eastAsia" w:ascii="Microsoft YaHei UI Light" w:hAnsi="Microsoft YaHei UI Light" w:eastAsia="Microsoft YaHei UI Light" w:cs="Microsoft YaHei UI Light"/>
           <w:b w:val="0"/>
           <w:bCs w:val="0"/>
-          <w:sz w:val="60"/>
-          <w:szCs w:val="60"/>
-        </w:rPr>
-      </w:pPr>
-      <w:bookmarkStart w:id="6" w:name="_Toc19913"/>
-      <w:r>
-        <w:rPr>
-          <w:rFonts w:hint="eastAsia" w:ascii="Microsoft YaHei UI Light" w:hAnsi="Microsoft YaHei UI Light" w:eastAsia="Microsoft YaHei UI Light" w:cs="Microsoft YaHei UI Light"/>
-          <w:b w:val="0"/>
-          <w:bCs w:val="0"/>
-          <w:sz w:val="60"/>
-          <w:szCs w:val="60"/>
-        </w:rPr>
-        <w:t>제2부: 실재의 지도들</w:t>
+          <w:sz w:val="96"/>
+          <w:szCs w:val="96"/>
+        </w:rPr>
+        <w:t xml:space="preserve">제2부: </w:t>
+      </w:r>
+      <w:r>
+        <w:rPr>
+          <w:rFonts w:hint="eastAsia" w:ascii="Microsoft YaHei UI Light" w:hAnsi="Microsoft YaHei UI Light" w:eastAsia="Microsoft YaHei UI Light" w:cs="Microsoft YaHei UI Light"/>
+          <w:b/>
+          <w:bCs/>
+          <w:sz w:val="96"/>
+          <w:szCs w:val="96"/>
+        </w:rPr>
+        <w:t>실재의 지도들</w:t>
       </w:r>
       <w:bookmarkEnd w:id="6"/>
     </w:p>
@@ -17335,22 +17383,32 @@
         <w:spacing w:line="240" w:lineRule="auto"/>
         <w:rPr>
           <w:rFonts w:hint="eastAsia" w:ascii="Microsoft YaHei UI Light" w:hAnsi="Microsoft YaHei UI Light" w:eastAsia="Microsoft YaHei UI Light" w:cs="Microsoft YaHei UI Light"/>
+          <w:b/>
+          <w:bCs/>
+          <w:sz w:val="96"/>
+          <w:szCs w:val="96"/>
+        </w:rPr>
+      </w:pPr>
+      <w:bookmarkStart w:id="12" w:name="_Toc30868"/>
+      <w:r>
+        <w:rPr>
+          <w:rFonts w:hint="eastAsia" w:ascii="Microsoft YaHei UI Light" w:hAnsi="Microsoft YaHei UI Light" w:eastAsia="Microsoft YaHei UI Light" w:cs="Microsoft YaHei UI Light"/>
           <w:b w:val="0"/>
           <w:bCs w:val="0"/>
-          <w:sz w:val="60"/>
-          <w:szCs w:val="60"/>
-        </w:rPr>
-      </w:pPr>
-      <w:bookmarkStart w:id="12" w:name="_Toc30868"/>
-      <w:r>
-        <w:rPr>
-          <w:rFonts w:hint="eastAsia" w:ascii="Microsoft YaHei UI Light" w:hAnsi="Microsoft YaHei UI Light" w:eastAsia="Microsoft YaHei UI Light" w:cs="Microsoft YaHei UI Light"/>
-          <w:b w:val="0"/>
-          <w:bCs w:val="0"/>
-          <w:sz w:val="60"/>
-          <w:szCs w:val="60"/>
-        </w:rPr>
-        <w:t>제3부: 인간 경험으로부터의 증거</w:t>
+          <w:sz w:val="96"/>
+          <w:szCs w:val="96"/>
+        </w:rPr>
+        <w:t xml:space="preserve">제3부: </w:t>
+      </w:r>
+      <w:r>
+        <w:rPr>
+          <w:rFonts w:hint="eastAsia" w:ascii="Microsoft YaHei UI Light" w:hAnsi="Microsoft YaHei UI Light" w:eastAsia="Microsoft YaHei UI Light" w:cs="Microsoft YaHei UI Light"/>
+          <w:b/>
+          <w:bCs/>
+          <w:sz w:val="96"/>
+          <w:szCs w:val="96"/>
+        </w:rPr>
+        <w:t>인간 경험으로부터의 증거</w:t>
       </w:r>
       <w:bookmarkEnd w:id="12"/>
     </w:p>
@@ -23708,22 +23766,32 @@
         <w:spacing w:line="240" w:lineRule="auto"/>
         <w:rPr>
           <w:rFonts w:hint="eastAsia" w:ascii="Microsoft YaHei UI Light" w:hAnsi="Microsoft YaHei UI Light" w:eastAsia="Microsoft YaHei UI Light" w:cs="Microsoft YaHei UI Light"/>
+          <w:b/>
+          <w:bCs/>
+          <w:sz w:val="96"/>
+          <w:szCs w:val="96"/>
+        </w:rPr>
+      </w:pPr>
+      <w:bookmarkStart w:id="17" w:name="_Toc13495"/>
+      <w:r>
+        <w:rPr>
+          <w:rFonts w:hint="eastAsia" w:ascii="Microsoft YaHei UI Light" w:hAnsi="Microsoft YaHei UI Light" w:eastAsia="Microsoft YaHei UI Light" w:cs="Microsoft YaHei UI Light"/>
           <w:b w:val="0"/>
           <w:bCs w:val="0"/>
-          <w:sz w:val="60"/>
-          <w:szCs w:val="60"/>
-        </w:rPr>
-      </w:pPr>
-      <w:bookmarkStart w:id="17" w:name="_Toc13495"/>
-      <w:r>
-        <w:rPr>
-          <w:rFonts w:hint="eastAsia" w:ascii="Microsoft YaHei UI Light" w:hAnsi="Microsoft YaHei UI Light" w:eastAsia="Microsoft YaHei UI Light" w:cs="Microsoft YaHei UI Light"/>
-          <w:b w:val="0"/>
-          <w:bCs w:val="0"/>
-          <w:sz w:val="60"/>
-          <w:szCs w:val="60"/>
-        </w:rPr>
-        <w:t>제4부: 가장 큰 미스터리들의 해독</w:t>
+          <w:sz w:val="96"/>
+          <w:szCs w:val="96"/>
+        </w:rPr>
+        <w:t xml:space="preserve">제4부: </w:t>
+      </w:r>
+      <w:r>
+        <w:rPr>
+          <w:rFonts w:hint="eastAsia" w:ascii="Microsoft YaHei UI Light" w:hAnsi="Microsoft YaHei UI Light" w:eastAsia="Microsoft YaHei UI Light" w:cs="Microsoft YaHei UI Light"/>
+          <w:b/>
+          <w:bCs/>
+          <w:sz w:val="96"/>
+          <w:szCs w:val="96"/>
+        </w:rPr>
+        <w:t>가장 큰 미스터리들의 해독</w:t>
       </w:r>
       <w:bookmarkEnd w:id="17"/>
     </w:p>
@@ -30484,22 +30552,32 @@
         <w:spacing w:line="240" w:lineRule="auto"/>
         <w:rPr>
           <w:rFonts w:hint="eastAsia" w:ascii="Microsoft YaHei UI Light" w:hAnsi="Microsoft YaHei UI Light" w:eastAsia="Microsoft YaHei UI Light" w:cs="Microsoft YaHei UI Light"/>
+          <w:b/>
+          <w:bCs/>
+          <w:sz w:val="96"/>
+          <w:szCs w:val="96"/>
+        </w:rPr>
+      </w:pPr>
+      <w:bookmarkStart w:id="22" w:name="_Toc3028"/>
+      <w:r>
+        <w:rPr>
+          <w:rFonts w:hint="eastAsia" w:ascii="Microsoft YaHei UI Light" w:hAnsi="Microsoft YaHei UI Light" w:eastAsia="Microsoft YaHei UI Light" w:cs="Microsoft YaHei UI Light"/>
           <w:b w:val="0"/>
           <w:bCs w:val="0"/>
-          <w:sz w:val="60"/>
-          <w:szCs w:val="60"/>
-        </w:rPr>
-      </w:pPr>
-      <w:bookmarkStart w:id="22" w:name="_Toc3028"/>
-      <w:r>
-        <w:rPr>
-          <w:rFonts w:hint="eastAsia" w:ascii="Microsoft YaHei UI Light" w:hAnsi="Microsoft YaHei UI Light" w:eastAsia="Microsoft YaHei UI Light" w:cs="Microsoft YaHei UI Light"/>
-          <w:b w:val="0"/>
-          <w:bCs w:val="0"/>
-          <w:sz w:val="60"/>
-          <w:szCs w:val="60"/>
-        </w:rPr>
-        <w:t>제5부: 전체 그림과 그 속의 인간</w:t>
+          <w:sz w:val="96"/>
+          <w:szCs w:val="96"/>
+        </w:rPr>
+        <w:t xml:space="preserve">제5부: </w:t>
+      </w:r>
+      <w:r>
+        <w:rPr>
+          <w:rFonts w:hint="eastAsia" w:ascii="Microsoft YaHei UI Light" w:hAnsi="Microsoft YaHei UI Light" w:eastAsia="Microsoft YaHei UI Light" w:cs="Microsoft YaHei UI Light"/>
+          <w:b/>
+          <w:bCs/>
+          <w:sz w:val="96"/>
+          <w:szCs w:val="96"/>
+        </w:rPr>
+        <w:t>전체 그림과 그 속의 인간</w:t>
       </w:r>
       <w:bookmarkEnd w:id="22"/>
     </w:p>
@@ -36768,18 +36846,7 @@
           <w:szCs w:val="44"/>
           <w:lang w:val="en-US" w:eastAsia="zh-CN"/>
         </w:rPr>
-        <w:t xml:space="preserve">저자 </w:t>
-      </w:r>
-      <w:bookmarkStart w:id="30" w:name="_GoBack"/>
-      <w:bookmarkEnd w:id="30"/>
-      <w:r>
-        <w:rPr>
-          <w:rFonts w:hint="eastAsia" w:ascii="Microsoft YaHei UI Light" w:hAnsi="Microsoft YaHei UI Light" w:eastAsia="Microsoft YaHei UI Light" w:cs="Microsoft YaHei UI Light"/>
-          <w:sz w:val="44"/>
-          <w:szCs w:val="44"/>
-          <w:lang w:val="en-US" w:eastAsia="zh-CN"/>
-        </w:rPr>
-        <w:t xml:space="preserve">및 THE </w:t>
+        <w:t xml:space="preserve">저자 및 THE </w:t>
       </w:r>
       <w:r>
         <w:rPr>
@@ -37280,7 +37347,7 @@
                     </pic:cNvPicPr>
                   </pic:nvPicPr>
                   <pic:blipFill>
-                    <a:blip r:embed="rId6"/>
+                    <a:blip r:embed="rId7"/>
                     <a:stretch>
                       <a:fillRect/>
                     </a:stretch>
@@ -38015,7 +38082,7 @@
       <mc:AlternateContent>
         <mc:Choice Requires="wps">
           <w:drawing>
-            <wp:anchor distT="0" distB="0" distL="114300" distR="114300" simplePos="0" relativeHeight="251659264" behindDoc="0" locked="0" layoutInCell="1" allowOverlap="1">
+            <wp:anchor distT="0" distB="0" distL="114300" distR="114300" simplePos="0" relativeHeight="251660288" behindDoc="0" locked="0" layoutInCell="1" allowOverlap="1">
               <wp:simplePos x="0" y="0"/>
               <wp:positionH relativeFrom="margin">
                 <wp:align>center</wp:align>
@@ -38094,7 +38161,7 @@
         </mc:Choice>
         <mc:Fallback>
           <w:pict>
-            <v:shape id="_x0000_s1026" o:spid="_x0000_s1026" o:spt="202" type="#_x0000_t202" style="position:absolute;left:0pt;margin-top:0pt;height:144pt;width:144pt;mso-position-horizontal:center;mso-position-horizontal-relative:margin;mso-wrap-style:none;z-index:251659264;mso-width-relative:page;mso-height-relative:page;" filled="f" stroked="f" coordsize="21600,21600" o:gfxdata="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">
+            <v:shape id="_x0000_s1026" o:spid="_x0000_s1026" o:spt="202" type="#_x0000_t202" style="position:absolute;left:0pt;margin-top:0pt;height:144pt;width:144pt;mso-position-horizontal:center;mso-position-horizontal-relative:margin;mso-wrap-style:none;z-index:251660288;mso-width-relative:page;mso-height-relative:page;" filled="f" stroked="f" coordsize="21600,21600" o:gfxdata="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">
               <v:fill on="f" focussize="0,0"/>
               <v:stroke on="f" weight="0.5pt"/>
               <v:imagedata o:title=""/>

--- a/All_Books/10_UNIVERSE_BEYOND_BIG_BANG/UNIVERSE_BEYOND_BIG_BANG_ko.docx
+++ b/All_Books/10_UNIVERSE_BEYOND_BIG_BANG/UNIVERSE_BEYOND_BIG_BANG_ko.docx
@@ -789,8 +789,6 @@
             </w:rPr>
             <w:t>목차</w:t>
           </w:r>
-          <w:bookmarkStart w:id="30" w:name="_GoBack"/>
-          <w:bookmarkEnd w:id="30"/>
           <w:r>
             <w:tab/>
           </w:r>
@@ -4146,20 +4144,30 @@
         </w:rPr>
         <w:t>물리 법칙이 침묵하는 곳은 장벽이 아니라, 하나의 문턱이다. 그것은 우리의 시공간에 기반한 이론들이 닿을 수 없는 근원적인 실재가 있음을 보여준다. 그것은 최초 원인의 존재를 부정하는 것이 아니라, 단지 그 원인이 현재의 도구들의 손이 닿지 않는 곳에 있음을 인정할 뿐이다.</w:t>
       </w:r>
-      <w:r>
-        <w:rPr>
-          <w:rFonts w:hint="eastAsia" w:ascii="Microsoft YaHei UI Light" w:hAnsi="Microsoft YaHei UI Light" w:eastAsia="Microsoft YaHei UI Light" w:cs="Microsoft YaHei UI Light"/>
-          <w:i w:val="0"/>
-          <w:iCs w:val="0"/>
-          <w:caps w:val="0"/>
-          <w:color w:val="1A1C1E"/>
-          <w:spacing w:val="0"/>
-          <w:sz w:val="28"/>
-          <w:szCs w:val="28"/>
-          <w:shd w:val="clear" w:fill="FFFFFF"/>
-        </w:rPr>
-        <w:br w:type="textWrapping"/>
-      </w:r>
+    </w:p>
+    <w:p>
+      <w:pPr>
+        <w:pStyle w:val="10"/>
+        <w:keepNext w:val="0"/>
+        <w:keepLines w:val="0"/>
+        <w:widowControl/>
+        <w:suppressLineNumbers w:val="0"/>
+        <w:shd w:val="clear" w:fill="FFFFFF"/>
+        <w:spacing w:before="0" w:beforeAutospacing="1" w:after="216" w:afterAutospacing="0" w:line="240" w:lineRule="atLeast"/>
+        <w:ind w:left="0" w:right="0" w:firstLine="0"/>
+        <w:jc w:val="both"/>
+        <w:rPr>
+          <w:rFonts w:hint="eastAsia" w:ascii="Microsoft YaHei UI Light" w:hAnsi="Microsoft YaHei UI Light" w:eastAsia="Microsoft YaHei UI Light" w:cs="Microsoft YaHei UI Light"/>
+          <w:i w:val="0"/>
+          <w:iCs w:val="0"/>
+          <w:caps w:val="0"/>
+          <w:color w:val="1A1C1E"/>
+          <w:spacing w:val="0"/>
+          <w:sz w:val="28"/>
+          <w:szCs w:val="28"/>
+          <w:shd w:val="clear" w:fill="FFFFFF"/>
+        </w:rPr>
+      </w:pPr>
       <w:r>
         <w:rPr>
           <w:rFonts w:hint="eastAsia" w:ascii="Microsoft YaHei UI Light" w:hAnsi="Microsoft YaHei UI Light" w:eastAsia="Microsoft YaHei UI Light" w:cs="Microsoft YaHei UI Light"/>
@@ -4317,6 +4325,7 @@
           <w:spacing w:val="0"/>
           <w:sz w:val="28"/>
           <w:szCs w:val="28"/>
+          <w:shd w:val="clear" w:fill="FFFFFF"/>
         </w:rPr>
       </w:pPr>
       <w:r>
@@ -4333,20 +4342,29 @@
         </w:rPr>
         <w:t>아레시보의 거대한 전파 망원경은 눈이 아니다. 그것은 태초 우주의 전파 속삭임을 듣는 거대한 귀다. LIGO 중력파 탐지기는 보지도, 듣지도 않는다. 그것은 마치 초민감한 손가락이 물결치는 수면에 닿는 것처럼, 시공간 자체의 미세한 진동을 '감지'한다.</w:t>
       </w:r>
-      <w:r>
-        <w:rPr>
-          <w:rFonts w:hint="eastAsia" w:ascii="Microsoft YaHei UI Light" w:hAnsi="Microsoft YaHei UI Light" w:eastAsia="Microsoft YaHei UI Light" w:cs="Microsoft YaHei UI Light"/>
-          <w:i w:val="0"/>
-          <w:iCs w:val="0"/>
-          <w:caps w:val="0"/>
-          <w:color w:val="1A1C1E"/>
-          <w:spacing w:val="0"/>
-          <w:sz w:val="28"/>
-          <w:szCs w:val="28"/>
-          <w:shd w:val="clear" w:fill="FFFFFF"/>
-        </w:rPr>
-        <w:br w:type="textWrapping"/>
-      </w:r>
+    </w:p>
+    <w:p>
+      <w:pPr>
+        <w:pStyle w:val="10"/>
+        <w:keepNext w:val="0"/>
+        <w:keepLines w:val="0"/>
+        <w:widowControl/>
+        <w:suppressLineNumbers w:val="0"/>
+        <w:shd w:val="clear" w:fill="FFFFFF"/>
+        <w:spacing w:before="0" w:beforeAutospacing="1" w:after="216" w:afterAutospacing="0" w:line="240" w:lineRule="atLeast"/>
+        <w:ind w:left="0" w:right="0" w:firstLine="0"/>
+        <w:jc w:val="both"/>
+        <w:rPr>
+          <w:rFonts w:hint="eastAsia" w:ascii="Microsoft YaHei UI Light" w:hAnsi="Microsoft YaHei UI Light" w:eastAsia="Microsoft YaHei UI Light" w:cs="Microsoft YaHei UI Light"/>
+          <w:i w:val="0"/>
+          <w:iCs w:val="0"/>
+          <w:caps w:val="0"/>
+          <w:color w:val="1A1C1E"/>
+          <w:spacing w:val="0"/>
+          <w:sz w:val="28"/>
+          <w:szCs w:val="28"/>
+        </w:rPr>
+      </w:pPr>
       <w:r>
         <w:rPr>
           <w:rFonts w:hint="eastAsia" w:ascii="Microsoft YaHei UI Light" w:hAnsi="Microsoft YaHei UI Light" w:eastAsia="Microsoft YaHei UI Light" w:cs="Microsoft YaHei UI Light"/>
@@ -5491,8 +5509,10 @@
           <w:spacing w:val="0"/>
           <w:sz w:val="28"/>
           <w:szCs w:val="28"/>
-        </w:rPr>
-      </w:pPr>
+          <w:shd w:val="clear" w:fill="FFFFFF"/>
+        </w:rPr>
+      </w:pPr>
+      <w:bookmarkStart w:id="30" w:name="_GoBack"/>
       <w:r>
         <w:rPr>
           <w:rFonts w:hint="eastAsia" w:ascii="Microsoft YaHei UI Light" w:hAnsi="Microsoft YaHei UI Light" w:eastAsia="Microsoft YaHei UI Light" w:cs="Microsoft YaHei UI Light"/>
@@ -5507,20 +5527,30 @@
         </w:rPr>
         <w:t>하지만 어느 날, 그가 높은 산봉우리 위를 활공하고 있을 때, 그는 깊고 푸른 하늘을 올려다보았고, 한낮에도 희미하게 나타난 달을 보았고, 그것에 닿고 싶다는 갈망을 느꼈다.</w:t>
       </w:r>
-      <w:r>
-        <w:rPr>
-          <w:rFonts w:hint="eastAsia" w:ascii="Microsoft YaHei UI Light" w:hAnsi="Microsoft YaHei UI Light" w:eastAsia="Microsoft YaHei UI Light" w:cs="Microsoft YaHei UI Light"/>
-          <w:i w:val="0"/>
-          <w:iCs w:val="0"/>
-          <w:caps w:val="0"/>
-          <w:color w:val="1A1C1E"/>
-          <w:spacing w:val="0"/>
-          <w:sz w:val="28"/>
-          <w:szCs w:val="28"/>
-          <w:shd w:val="clear" w:fill="FFFFFF"/>
-        </w:rPr>
-        <w:br w:type="textWrapping"/>
-      </w:r>
+    </w:p>
+    <w:bookmarkEnd w:id="30"/>
+    <w:p>
+      <w:pPr>
+        <w:pStyle w:val="10"/>
+        <w:keepNext w:val="0"/>
+        <w:keepLines w:val="0"/>
+        <w:widowControl/>
+        <w:suppressLineNumbers w:val="0"/>
+        <w:shd w:val="clear" w:fill="FFFFFF"/>
+        <w:spacing w:before="0" w:beforeAutospacing="1" w:after="216" w:afterAutospacing="0" w:line="240" w:lineRule="atLeast"/>
+        <w:ind w:left="0" w:right="0" w:firstLine="0"/>
+        <w:jc w:val="both"/>
+        <w:rPr>
+          <w:rFonts w:hint="eastAsia" w:ascii="Microsoft YaHei UI Light" w:hAnsi="Microsoft YaHei UI Light" w:eastAsia="Microsoft YaHei UI Light" w:cs="Microsoft YaHei UI Light"/>
+          <w:i w:val="0"/>
+          <w:iCs w:val="0"/>
+          <w:caps w:val="0"/>
+          <w:color w:val="1A1C1E"/>
+          <w:spacing w:val="0"/>
+          <w:sz w:val="28"/>
+          <w:szCs w:val="28"/>
+        </w:rPr>
+      </w:pPr>
       <w:r>
         <w:rPr>
           <w:rFonts w:hint="eastAsia" w:ascii="Microsoft YaHei UI Light" w:hAnsi="Microsoft YaHei UI Light" w:eastAsia="Microsoft YaHei UI Light" w:cs="Microsoft YaHei UI Light"/>
